--- a/programming/lab1/report/Фещенко_P3117_ЛР1_Программирование.docx
+++ b/programming/lab1/report/Фещенко_P3117_ЛР1_Программирование.docx
@@ -1651,7 +1651,7 @@
           <w:sz w:val="20"/>
           <w:szCs w:val="20"/>
         </w:rPr>
-        <w:t>javac --release 17 -d build src/Main.java</w:t>
+        <w:t>javac -d build src/Main.java</w:t>
       </w:r>
     </w:p>
     <w:p>
@@ -1708,21 +1708,6 @@
           <w:szCs w:val="28"/>
         </w:rPr>
         <w:t xml:space="preserve"> </w:t>
-      </w:r>
-    </w:p>
-    <w:p>
-      <w:pPr>
-        <w:spacing w:after="120"/>
-        <w:ind w:firstLine="709"/>
-        <w:jc w:val="both"/>
-      </w:pPr>
-      <w:r>
-        <w:rPr>
-          <w:rFonts w:ascii="Times New Roman" w:hAnsi="Times New Roman" w:cs="Times New Roman"/>
-          <w:sz w:val="28"/>
-          <w:szCs w:val="28"/>
-        </w:rPr>
-        <w:t>Ключ --release 17 использован потому, что на сервере helios установлена Java 17, а байт-код, скомпилированный для Java 21, на ней не запускается (UnsupportedClassVersionError).</w:t>
       </w:r>
     </w:p>
     <w:p>

--- a/programming/lab1/report/Фещенко_P3117_ЛР1_Программирование.docx
+++ b/programming/lab1/report/Фещенко_P3117_ЛР1_Программирование.docx
@@ -14,7 +14,6 @@
           <w:sz w:val="28"/>
           <w:szCs w:val="28"/>
           <w:shd w:val="clear" w:color="auto" w:fill="FFFFFF"/>
-          <w:lang w:val="en-US"/>
         </w:rPr>
       </w:pPr>
       <w:r>
@@ -38,7 +37,6 @@
           <w:rFonts w:ascii="Times New Roman" w:hAnsi="Times New Roman" w:cs="Times New Roman"/>
           <w:sz w:val="28"/>
           <w:szCs w:val="28"/>
-          <w:lang w:val="en-US"/>
         </w:rPr>
       </w:pPr>
     </w:p>
@@ -107,7 +105,6 @@
           <w:rFonts w:ascii="Times New Roman" w:hAnsi="Times New Roman" w:cs="Times New Roman"/>
           <w:sz w:val="28"/>
           <w:szCs w:val="28"/>
-          <w:lang w:val="en-US"/>
         </w:rPr>
       </w:pPr>
     </w:p>
@@ -122,7 +119,6 @@
           <w:color w:val="000000"/>
           <w:sz w:val="28"/>
           <w:szCs w:val="28"/>
-          <w:lang w:val="en-US"/>
         </w:rPr>
       </w:pPr>
       <w:r>
@@ -284,20 +280,8 @@
           <w:sz w:val="28"/>
           <w:szCs w:val="28"/>
         </w:rPr>
-        <w:t>Фещенко Александр Эдуардович</w:t>
-      </w:r>
-    </w:p>
-    <w:p>
-      <w:pPr>
-        <w:spacing w:before="120" w:after="120"/>
-        <w:ind w:left="5812"/>
-        <w:jc w:val="right"/>
-        <w:rPr>
-          <w:rFonts w:ascii="Times New Roman" w:hAnsi="Times New Roman" w:cs="Times New Roman"/>
-          <w:sz w:val="28"/>
-          <w:szCs w:val="28"/>
-        </w:rPr>
-      </w:pPr>
+        <w:t xml:space="preserve">Фещенко </w:t>
+      </w:r>
       <w:r>
         <w:rPr>
           <w:rFonts w:ascii="Times New Roman" w:hAnsi="Times New Roman" w:cs="Times New Roman"/>
@@ -305,21 +289,17 @@
           <w:sz w:val="28"/>
           <w:szCs w:val="28"/>
         </w:rPr>
-        <w:t>Группа P3117</w:t>
-      </w:r>
-    </w:p>
-    <w:p>
-      <w:pPr>
-        <w:spacing w:before="120" w:after="120"/>
-        <w:ind w:left="5812"/>
-        <w:jc w:val="right"/>
+        <w:t>А</w:t>
+      </w:r>
+      <w:r>
         <w:rPr>
           <w:rFonts w:ascii="Times New Roman" w:hAnsi="Times New Roman" w:cs="Times New Roman"/>
           <w:color w:val="000000"/>
           <w:sz w:val="28"/>
           <w:szCs w:val="28"/>
         </w:rPr>
-      </w:pPr>
+        <w:t>.</w:t>
+      </w:r>
       <w:r>
         <w:rPr>
           <w:rFonts w:ascii="Times New Roman" w:hAnsi="Times New Roman" w:cs="Times New Roman"/>
@@ -327,20 +307,8 @@
           <w:sz w:val="28"/>
           <w:szCs w:val="28"/>
         </w:rPr>
-        <w:t>Преподаватели:</w:t>
-      </w:r>
-    </w:p>
-    <w:p>
-      <w:pPr>
-        <w:spacing w:before="120" w:after="120"/>
-        <w:ind w:left="5812"/>
-        <w:jc w:val="right"/>
-        <w:rPr>
-          <w:rFonts w:ascii="Times New Roman" w:hAnsi="Times New Roman" w:cs="Times New Roman"/>
-          <w:sz w:val="28"/>
-          <w:szCs w:val="28"/>
-        </w:rPr>
-      </w:pPr>
+        <w:t>Э</w:t>
+      </w:r>
       <w:r>
         <w:rPr>
           <w:rFonts w:ascii="Times New Roman" w:hAnsi="Times New Roman" w:cs="Times New Roman"/>
@@ -348,8 +316,20 @@
           <w:sz w:val="28"/>
           <w:szCs w:val="28"/>
         </w:rPr>
-        <w:t>Гаврилов А. В.</w:t>
-      </w:r>
+        <w:t>.</w:t>
+      </w:r>
+    </w:p>
+    <w:p>
+      <w:pPr>
+        <w:spacing w:before="120" w:after="120"/>
+        <w:ind w:left="5812"/>
+        <w:jc w:val="right"/>
+        <w:rPr>
+          <w:rFonts w:ascii="Times New Roman" w:hAnsi="Times New Roman" w:cs="Times New Roman"/>
+          <w:sz w:val="28"/>
+          <w:szCs w:val="28"/>
+        </w:rPr>
+      </w:pPr>
       <w:r>
         <w:rPr>
           <w:rFonts w:ascii="Times New Roman" w:hAnsi="Times New Roman" w:cs="Times New Roman"/>
@@ -357,8 +337,75 @@
           <w:sz w:val="28"/>
           <w:szCs w:val="28"/>
         </w:rPr>
+        <w:t>Группа P3117</w:t>
+      </w:r>
+    </w:p>
+    <w:p>
+      <w:pPr>
+        <w:spacing w:before="120" w:after="120"/>
+        <w:ind w:left="5812"/>
+        <w:jc w:val="right"/>
+        <w:rPr>
+          <w:rFonts w:ascii="Times New Roman" w:hAnsi="Times New Roman" w:cs="Times New Roman"/>
+          <w:color w:val="000000"/>
+          <w:sz w:val="28"/>
+          <w:szCs w:val="28"/>
+        </w:rPr>
+      </w:pPr>
+      <w:r>
+        <w:rPr>
+          <w:rFonts w:ascii="Times New Roman" w:hAnsi="Times New Roman" w:cs="Times New Roman"/>
+          <w:color w:val="000000"/>
+          <w:sz w:val="28"/>
+          <w:szCs w:val="28"/>
+        </w:rPr>
+        <w:t>Преподаватели:</w:t>
+      </w:r>
+      <w:r>
+        <w:rPr>
+          <w:rFonts w:ascii="Times New Roman" w:hAnsi="Times New Roman" w:cs="Times New Roman"/>
+          <w:color w:val="000000"/>
+          <w:sz w:val="28"/>
+          <w:szCs w:val="28"/>
+        </w:rPr>
         <w:br/>
-        <w:t>Кулинич Я. В.</w:t>
+        <w:t xml:space="preserve">Кулинич </w:t>
+      </w:r>
+      <w:r>
+        <w:rPr>
+          <w:rFonts w:ascii="Times New Roman" w:hAnsi="Times New Roman" w:cs="Times New Roman"/>
+          <w:color w:val="000000"/>
+          <w:sz w:val="28"/>
+          <w:szCs w:val="28"/>
+        </w:rPr>
+        <w:t>Я</w:t>
+      </w:r>
+      <w:r>
+        <w:rPr>
+          <w:rFonts w:ascii="Times New Roman" w:hAnsi="Times New Roman" w:cs="Times New Roman"/>
+          <w:color w:val="000000"/>
+          <w:sz w:val="28"/>
+          <w:szCs w:val="28"/>
+        </w:rPr>
+        <w:t>.</w:t>
+      </w:r>
+      <w:r>
+        <w:rPr>
+          <w:rFonts w:ascii="Times New Roman" w:hAnsi="Times New Roman" w:cs="Times New Roman"/>
+          <w:color w:val="000000"/>
+          <w:sz w:val="28"/>
+          <w:szCs w:val="28"/>
+        </w:rPr>
+        <w:t>В</w:t>
+      </w:r>
+      <w:r>
+        <w:rPr>
+          <w:rFonts w:ascii="Times New Roman" w:hAnsi="Times New Roman" w:cs="Times New Roman"/>
+          <w:color w:val="000000"/>
+          <w:sz w:val="28"/>
+          <w:szCs w:val="28"/>
+        </w:rPr>
+        <w:t>.</w:t>
       </w:r>
     </w:p>
     <w:p>
@@ -1068,12 +1115,16 @@
     <w:p>
       <w:pPr>
         <w:spacing w:after="0" w:line="240" w:lineRule="auto"/>
-      </w:pPr>
-      <w:r>
-        <w:rPr>
-          <w:rFonts w:ascii="Courier New" w:hAnsi="Courier New" w:cs="Courier New"/>
-          <w:sz w:val="18"/>
-          <w:szCs w:val="18"/>
+        <w:rPr>
+          <w:lang w:val="en-US"/>
+        </w:rPr>
+      </w:pPr>
+      <w:r>
+        <w:rPr>
+          <w:rFonts w:ascii="Courier New" w:hAnsi="Courier New" w:cs="Courier New"/>
+          <w:sz w:val="18"/>
+          <w:szCs w:val="18"/>
+          <w:lang w:val="en-US"/>
         </w:rPr>
         <w:t>public class Main {</w:t>
       </w:r>
@@ -1081,12 +1132,16 @@
     <w:p>
       <w:pPr>
         <w:spacing w:after="0" w:line="240" w:lineRule="auto"/>
-      </w:pPr>
-      <w:r>
-        <w:rPr>
-          <w:rFonts w:ascii="Courier New" w:hAnsi="Courier New" w:cs="Courier New"/>
-          <w:sz w:val="18"/>
-          <w:szCs w:val="18"/>
+        <w:rPr>
+          <w:lang w:val="en-US"/>
+        </w:rPr>
+      </w:pPr>
+      <w:r>
+        <w:rPr>
+          <w:rFonts w:ascii="Courier New" w:hAnsi="Courier New" w:cs="Courier New"/>
+          <w:sz w:val="18"/>
+          <w:szCs w:val="18"/>
+          <w:lang w:val="en-US"/>
         </w:rPr>
         <w:t xml:space="preserve"> </w:t>
       </w:r>
@@ -1094,64 +1149,266 @@
     <w:p>
       <w:pPr>
         <w:spacing w:after="0" w:line="240" w:lineRule="auto"/>
-      </w:pPr>
-      <w:r>
-        <w:rPr>
-          <w:rFonts w:ascii="Courier New" w:hAnsi="Courier New" w:cs="Courier New"/>
-          <w:sz w:val="18"/>
-          <w:szCs w:val="18"/>
-        </w:rPr>
-        <w:t xml:space="preserve">    public static void main(String[] args) {</w:t>
+        <w:rPr>
+          <w:lang w:val="en-US"/>
+        </w:rPr>
+      </w:pPr>
+      <w:r>
+        <w:rPr>
+          <w:rFonts w:ascii="Courier New" w:hAnsi="Courier New" w:cs="Courier New"/>
+          <w:sz w:val="18"/>
+          <w:szCs w:val="18"/>
+          <w:lang w:val="en-US"/>
+        </w:rPr>
+        <w:t xml:space="preserve">    public static void </w:t>
+      </w:r>
+      <w:proofErr w:type="gramStart"/>
+      <w:r>
+        <w:rPr>
+          <w:rFonts w:ascii="Courier New" w:hAnsi="Courier New" w:cs="Courier New"/>
+          <w:sz w:val="18"/>
+          <w:szCs w:val="18"/>
+          <w:lang w:val="en-US"/>
+        </w:rPr>
+        <w:t>main(</w:t>
+      </w:r>
+      <w:proofErr w:type="gramEnd"/>
+      <w:r>
+        <w:rPr>
+          <w:rFonts w:ascii="Courier New" w:hAnsi="Courier New" w:cs="Courier New"/>
+          <w:sz w:val="18"/>
+          <w:szCs w:val="18"/>
+          <w:lang w:val="en-US"/>
+        </w:rPr>
+        <w:t xml:space="preserve">String[] </w:t>
+      </w:r>
+      <w:proofErr w:type="spellStart"/>
+      <w:r>
+        <w:rPr>
+          <w:rFonts w:ascii="Courier New" w:hAnsi="Courier New" w:cs="Courier New"/>
+          <w:sz w:val="18"/>
+          <w:szCs w:val="18"/>
+          <w:lang w:val="en-US"/>
+        </w:rPr>
+        <w:t>args</w:t>
+      </w:r>
+      <w:proofErr w:type="spellEnd"/>
+      <w:r>
+        <w:rPr>
+          <w:rFonts w:ascii="Courier New" w:hAnsi="Courier New" w:cs="Courier New"/>
+          <w:sz w:val="18"/>
+          <w:szCs w:val="18"/>
+          <w:lang w:val="en-US"/>
+        </w:rPr>
+        <w:t>) {</w:t>
       </w:r>
     </w:p>
     <w:p>
       <w:pPr>
         <w:spacing w:after="0" w:line="240" w:lineRule="auto"/>
-      </w:pPr>
-      <w:r>
-        <w:rPr>
-          <w:rFonts w:ascii="Courier New" w:hAnsi="Courier New" w:cs="Courier New"/>
-          <w:sz w:val="18"/>
-          <w:szCs w:val="18"/>
-        </w:rPr>
-        <w:t xml:space="preserve">        long[] l = new long[7];</w:t>
+        <w:rPr>
+          <w:lang w:val="en-US"/>
+        </w:rPr>
+      </w:pPr>
+      <w:r>
+        <w:rPr>
+          <w:rFonts w:ascii="Courier New" w:hAnsi="Courier New" w:cs="Courier New"/>
+          <w:sz w:val="18"/>
+          <w:szCs w:val="18"/>
+          <w:lang w:val="en-US"/>
+        </w:rPr>
+        <w:t xml:space="preserve">        </w:t>
+      </w:r>
+      <w:proofErr w:type="gramStart"/>
+      <w:r>
+        <w:rPr>
+          <w:rFonts w:ascii="Courier New" w:hAnsi="Courier New" w:cs="Courier New"/>
+          <w:sz w:val="18"/>
+          <w:szCs w:val="18"/>
+          <w:lang w:val="en-US"/>
+        </w:rPr>
+        <w:t>long[</w:t>
+      </w:r>
+      <w:proofErr w:type="gramEnd"/>
+      <w:r>
+        <w:rPr>
+          <w:rFonts w:ascii="Courier New" w:hAnsi="Courier New" w:cs="Courier New"/>
+          <w:sz w:val="18"/>
+          <w:szCs w:val="18"/>
+          <w:lang w:val="en-US"/>
+        </w:rPr>
+        <w:t>] l = new long[7];</w:t>
       </w:r>
     </w:p>
     <w:p>
       <w:pPr>
         <w:spacing w:after="0" w:line="240" w:lineRule="auto"/>
-      </w:pPr>
-      <w:r>
-        <w:rPr>
-          <w:rFonts w:ascii="Courier New" w:hAnsi="Courier New" w:cs="Courier New"/>
-          <w:sz w:val="18"/>
-          <w:szCs w:val="18"/>
-        </w:rPr>
-        <w:t xml:space="preserve">        for (int i = 0; i &lt; l.length; i++) {</w:t>
+        <w:rPr>
+          <w:lang w:val="en-US"/>
+        </w:rPr>
+      </w:pPr>
+      <w:r>
+        <w:rPr>
+          <w:rFonts w:ascii="Courier New" w:hAnsi="Courier New" w:cs="Courier New"/>
+          <w:sz w:val="18"/>
+          <w:szCs w:val="18"/>
+          <w:lang w:val="en-US"/>
+        </w:rPr>
+        <w:t xml:space="preserve">        for (int </w:t>
+      </w:r>
+      <w:proofErr w:type="spellStart"/>
+      <w:r>
+        <w:rPr>
+          <w:rFonts w:ascii="Courier New" w:hAnsi="Courier New" w:cs="Courier New"/>
+          <w:sz w:val="18"/>
+          <w:szCs w:val="18"/>
+          <w:lang w:val="en-US"/>
+        </w:rPr>
+        <w:t>i</w:t>
+      </w:r>
+      <w:proofErr w:type="spellEnd"/>
+      <w:r>
+        <w:rPr>
+          <w:rFonts w:ascii="Courier New" w:hAnsi="Courier New" w:cs="Courier New"/>
+          <w:sz w:val="18"/>
+          <w:szCs w:val="18"/>
+          <w:lang w:val="en-US"/>
+        </w:rPr>
+        <w:t xml:space="preserve"> = 0; </w:t>
+      </w:r>
+      <w:proofErr w:type="spellStart"/>
+      <w:r>
+        <w:rPr>
+          <w:rFonts w:ascii="Courier New" w:hAnsi="Courier New" w:cs="Courier New"/>
+          <w:sz w:val="18"/>
+          <w:szCs w:val="18"/>
+          <w:lang w:val="en-US"/>
+        </w:rPr>
+        <w:t>i</w:t>
+      </w:r>
+      <w:proofErr w:type="spellEnd"/>
+      <w:r>
+        <w:rPr>
+          <w:rFonts w:ascii="Courier New" w:hAnsi="Courier New" w:cs="Courier New"/>
+          <w:sz w:val="18"/>
+          <w:szCs w:val="18"/>
+          <w:lang w:val="en-US"/>
+        </w:rPr>
+        <w:t xml:space="preserve"> &lt; </w:t>
+      </w:r>
+      <w:proofErr w:type="spellStart"/>
+      <w:proofErr w:type="gramStart"/>
+      <w:r>
+        <w:rPr>
+          <w:rFonts w:ascii="Courier New" w:hAnsi="Courier New" w:cs="Courier New"/>
+          <w:sz w:val="18"/>
+          <w:szCs w:val="18"/>
+          <w:lang w:val="en-US"/>
+        </w:rPr>
+        <w:t>l.length</w:t>
+      </w:r>
+      <w:proofErr w:type="spellEnd"/>
+      <w:proofErr w:type="gramEnd"/>
+      <w:r>
+        <w:rPr>
+          <w:rFonts w:ascii="Courier New" w:hAnsi="Courier New" w:cs="Courier New"/>
+          <w:sz w:val="18"/>
+          <w:szCs w:val="18"/>
+          <w:lang w:val="en-US"/>
+        </w:rPr>
+        <w:t xml:space="preserve">; </w:t>
+      </w:r>
+      <w:proofErr w:type="spellStart"/>
+      <w:r>
+        <w:rPr>
+          <w:rFonts w:ascii="Courier New" w:hAnsi="Courier New" w:cs="Courier New"/>
+          <w:sz w:val="18"/>
+          <w:szCs w:val="18"/>
+          <w:lang w:val="en-US"/>
+        </w:rPr>
+        <w:t>i</w:t>
+      </w:r>
+      <w:proofErr w:type="spellEnd"/>
+      <w:r>
+        <w:rPr>
+          <w:rFonts w:ascii="Courier New" w:hAnsi="Courier New" w:cs="Courier New"/>
+          <w:sz w:val="18"/>
+          <w:szCs w:val="18"/>
+          <w:lang w:val="en-US"/>
+        </w:rPr>
+        <w:t>++) {</w:t>
       </w:r>
     </w:p>
     <w:p>
       <w:pPr>
         <w:spacing w:after="0" w:line="240" w:lineRule="auto"/>
-      </w:pPr>
-      <w:r>
-        <w:rPr>
-          <w:rFonts w:ascii="Courier New" w:hAnsi="Courier New" w:cs="Courier New"/>
-          <w:sz w:val="18"/>
-          <w:szCs w:val="18"/>
-        </w:rPr>
-        <w:t xml:space="preserve">            l[i] = 16 - 2 * i;</w:t>
+        <w:rPr>
+          <w:lang w:val="en-US"/>
+        </w:rPr>
+      </w:pPr>
+      <w:r>
+        <w:rPr>
+          <w:rFonts w:ascii="Courier New" w:hAnsi="Courier New" w:cs="Courier New"/>
+          <w:sz w:val="18"/>
+          <w:szCs w:val="18"/>
+          <w:lang w:val="en-US"/>
+        </w:rPr>
+        <w:t xml:space="preserve">            l[</w:t>
+      </w:r>
+      <w:proofErr w:type="spellStart"/>
+      <w:r>
+        <w:rPr>
+          <w:rFonts w:ascii="Courier New" w:hAnsi="Courier New" w:cs="Courier New"/>
+          <w:sz w:val="18"/>
+          <w:szCs w:val="18"/>
+          <w:lang w:val="en-US"/>
+        </w:rPr>
+        <w:t>i</w:t>
+      </w:r>
+      <w:proofErr w:type="spellEnd"/>
+      <w:r>
+        <w:rPr>
+          <w:rFonts w:ascii="Courier New" w:hAnsi="Courier New" w:cs="Courier New"/>
+          <w:sz w:val="18"/>
+          <w:szCs w:val="18"/>
+          <w:lang w:val="en-US"/>
+        </w:rPr>
+        <w:t xml:space="preserve">] = 16 - 2 * </w:t>
+      </w:r>
+      <w:proofErr w:type="spellStart"/>
+      <w:r>
+        <w:rPr>
+          <w:rFonts w:ascii="Courier New" w:hAnsi="Courier New" w:cs="Courier New"/>
+          <w:sz w:val="18"/>
+          <w:szCs w:val="18"/>
+          <w:lang w:val="en-US"/>
+        </w:rPr>
+        <w:t>i</w:t>
+      </w:r>
+      <w:proofErr w:type="spellEnd"/>
+      <w:r>
+        <w:rPr>
+          <w:rFonts w:ascii="Courier New" w:hAnsi="Courier New" w:cs="Courier New"/>
+          <w:sz w:val="18"/>
+          <w:szCs w:val="18"/>
+          <w:lang w:val="en-US"/>
+        </w:rPr>
+        <w:t>;</w:t>
       </w:r>
     </w:p>
     <w:p>
       <w:pPr>
         <w:spacing w:after="0" w:line="240" w:lineRule="auto"/>
-      </w:pPr>
-      <w:r>
-        <w:rPr>
-          <w:rFonts w:ascii="Courier New" w:hAnsi="Courier New" w:cs="Courier New"/>
-          <w:sz w:val="18"/>
-          <w:szCs w:val="18"/>
+        <w:rPr>
+          <w:lang w:val="en-US"/>
+        </w:rPr>
+      </w:pPr>
+      <w:r>
+        <w:rPr>
+          <w:rFonts w:ascii="Courier New" w:hAnsi="Courier New" w:cs="Courier New"/>
+          <w:sz w:val="18"/>
+          <w:szCs w:val="18"/>
+          <w:lang w:val="en-US"/>
         </w:rPr>
         <w:t xml:space="preserve">        }</w:t>
       </w:r>
@@ -1159,12 +1416,16 @@
     <w:p>
       <w:pPr>
         <w:spacing w:after="0" w:line="240" w:lineRule="auto"/>
-      </w:pPr>
-      <w:r>
-        <w:rPr>
-          <w:rFonts w:ascii="Courier New" w:hAnsi="Courier New" w:cs="Courier New"/>
-          <w:sz w:val="18"/>
-          <w:szCs w:val="18"/>
+        <w:rPr>
+          <w:lang w:val="en-US"/>
+        </w:rPr>
+      </w:pPr>
+      <w:r>
+        <w:rPr>
+          <w:rFonts w:ascii="Courier New" w:hAnsi="Courier New" w:cs="Courier New"/>
+          <w:sz w:val="18"/>
+          <w:szCs w:val="18"/>
+          <w:lang w:val="en-US"/>
         </w:rPr>
         <w:t xml:space="preserve"> </w:t>
       </w:r>
@@ -1172,51 +1433,209 @@
     <w:p>
       <w:pPr>
         <w:spacing w:after="0" w:line="240" w:lineRule="auto"/>
-      </w:pPr>
-      <w:r>
-        <w:rPr>
-          <w:rFonts w:ascii="Courier New" w:hAnsi="Courier New" w:cs="Courier New"/>
-          <w:sz w:val="18"/>
-          <w:szCs w:val="18"/>
-        </w:rPr>
-        <w:t xml:space="preserve">        double[] x = new double[19];</w:t>
+        <w:rPr>
+          <w:lang w:val="en-US"/>
+        </w:rPr>
+      </w:pPr>
+      <w:r>
+        <w:rPr>
+          <w:rFonts w:ascii="Courier New" w:hAnsi="Courier New" w:cs="Courier New"/>
+          <w:sz w:val="18"/>
+          <w:szCs w:val="18"/>
+          <w:lang w:val="en-US"/>
+        </w:rPr>
+        <w:t xml:space="preserve">        </w:t>
+      </w:r>
+      <w:proofErr w:type="gramStart"/>
+      <w:r>
+        <w:rPr>
+          <w:rFonts w:ascii="Courier New" w:hAnsi="Courier New" w:cs="Courier New"/>
+          <w:sz w:val="18"/>
+          <w:szCs w:val="18"/>
+          <w:lang w:val="en-US"/>
+        </w:rPr>
+        <w:t>double[</w:t>
+      </w:r>
+      <w:proofErr w:type="gramEnd"/>
+      <w:r>
+        <w:rPr>
+          <w:rFonts w:ascii="Courier New" w:hAnsi="Courier New" w:cs="Courier New"/>
+          <w:sz w:val="18"/>
+          <w:szCs w:val="18"/>
+          <w:lang w:val="en-US"/>
+        </w:rPr>
+        <w:t>] x = new double[19];</w:t>
       </w:r>
     </w:p>
     <w:p>
       <w:pPr>
         <w:spacing w:after="0" w:line="240" w:lineRule="auto"/>
-      </w:pPr>
-      <w:r>
-        <w:rPr>
-          <w:rFonts w:ascii="Courier New" w:hAnsi="Courier New" w:cs="Courier New"/>
-          <w:sz w:val="18"/>
-          <w:szCs w:val="18"/>
-        </w:rPr>
-        <w:t xml:space="preserve">        for (int i = 0; i &lt; x.length; i++) {</w:t>
+        <w:rPr>
+          <w:lang w:val="en-US"/>
+        </w:rPr>
+      </w:pPr>
+      <w:r>
+        <w:rPr>
+          <w:rFonts w:ascii="Courier New" w:hAnsi="Courier New" w:cs="Courier New"/>
+          <w:sz w:val="18"/>
+          <w:szCs w:val="18"/>
+          <w:lang w:val="en-US"/>
+        </w:rPr>
+        <w:t xml:space="preserve">        for (int </w:t>
+      </w:r>
+      <w:proofErr w:type="spellStart"/>
+      <w:r>
+        <w:rPr>
+          <w:rFonts w:ascii="Courier New" w:hAnsi="Courier New" w:cs="Courier New"/>
+          <w:sz w:val="18"/>
+          <w:szCs w:val="18"/>
+          <w:lang w:val="en-US"/>
+        </w:rPr>
+        <w:t>i</w:t>
+      </w:r>
+      <w:proofErr w:type="spellEnd"/>
+      <w:r>
+        <w:rPr>
+          <w:rFonts w:ascii="Courier New" w:hAnsi="Courier New" w:cs="Courier New"/>
+          <w:sz w:val="18"/>
+          <w:szCs w:val="18"/>
+          <w:lang w:val="en-US"/>
+        </w:rPr>
+        <w:t xml:space="preserve"> = 0; </w:t>
+      </w:r>
+      <w:proofErr w:type="spellStart"/>
+      <w:r>
+        <w:rPr>
+          <w:rFonts w:ascii="Courier New" w:hAnsi="Courier New" w:cs="Courier New"/>
+          <w:sz w:val="18"/>
+          <w:szCs w:val="18"/>
+          <w:lang w:val="en-US"/>
+        </w:rPr>
+        <w:t>i</w:t>
+      </w:r>
+      <w:proofErr w:type="spellEnd"/>
+      <w:r>
+        <w:rPr>
+          <w:rFonts w:ascii="Courier New" w:hAnsi="Courier New" w:cs="Courier New"/>
+          <w:sz w:val="18"/>
+          <w:szCs w:val="18"/>
+          <w:lang w:val="en-US"/>
+        </w:rPr>
+        <w:t xml:space="preserve"> &lt; </w:t>
+      </w:r>
+      <w:proofErr w:type="spellStart"/>
+      <w:proofErr w:type="gramStart"/>
+      <w:r>
+        <w:rPr>
+          <w:rFonts w:ascii="Courier New" w:hAnsi="Courier New" w:cs="Courier New"/>
+          <w:sz w:val="18"/>
+          <w:szCs w:val="18"/>
+          <w:lang w:val="en-US"/>
+        </w:rPr>
+        <w:t>x.length</w:t>
+      </w:r>
+      <w:proofErr w:type="spellEnd"/>
+      <w:proofErr w:type="gramEnd"/>
+      <w:r>
+        <w:rPr>
+          <w:rFonts w:ascii="Courier New" w:hAnsi="Courier New" w:cs="Courier New"/>
+          <w:sz w:val="18"/>
+          <w:szCs w:val="18"/>
+          <w:lang w:val="en-US"/>
+        </w:rPr>
+        <w:t xml:space="preserve">; </w:t>
+      </w:r>
+      <w:proofErr w:type="spellStart"/>
+      <w:r>
+        <w:rPr>
+          <w:rFonts w:ascii="Courier New" w:hAnsi="Courier New" w:cs="Courier New"/>
+          <w:sz w:val="18"/>
+          <w:szCs w:val="18"/>
+          <w:lang w:val="en-US"/>
+        </w:rPr>
+        <w:t>i</w:t>
+      </w:r>
+      <w:proofErr w:type="spellEnd"/>
+      <w:r>
+        <w:rPr>
+          <w:rFonts w:ascii="Courier New" w:hAnsi="Courier New" w:cs="Courier New"/>
+          <w:sz w:val="18"/>
+          <w:szCs w:val="18"/>
+          <w:lang w:val="en-US"/>
+        </w:rPr>
+        <w:t>++) {</w:t>
       </w:r>
     </w:p>
     <w:p>
       <w:pPr>
         <w:spacing w:after="0" w:line="240" w:lineRule="auto"/>
-      </w:pPr>
-      <w:r>
-        <w:rPr>
-          <w:rFonts w:ascii="Courier New" w:hAnsi="Courier New" w:cs="Courier New"/>
-          <w:sz w:val="18"/>
-          <w:szCs w:val="18"/>
-        </w:rPr>
-        <w:t xml:space="preserve">            x[i] = Math.random() * 15.0 - 2.0;</w:t>
+        <w:rPr>
+          <w:lang w:val="en-US"/>
+        </w:rPr>
+      </w:pPr>
+      <w:r>
+        <w:rPr>
+          <w:rFonts w:ascii="Courier New" w:hAnsi="Courier New" w:cs="Courier New"/>
+          <w:sz w:val="18"/>
+          <w:szCs w:val="18"/>
+          <w:lang w:val="en-US"/>
+        </w:rPr>
+        <w:t xml:space="preserve">            x[</w:t>
+      </w:r>
+      <w:proofErr w:type="spellStart"/>
+      <w:r>
+        <w:rPr>
+          <w:rFonts w:ascii="Courier New" w:hAnsi="Courier New" w:cs="Courier New"/>
+          <w:sz w:val="18"/>
+          <w:szCs w:val="18"/>
+          <w:lang w:val="en-US"/>
+        </w:rPr>
+        <w:t>i</w:t>
+      </w:r>
+      <w:proofErr w:type="spellEnd"/>
+      <w:r>
+        <w:rPr>
+          <w:rFonts w:ascii="Courier New" w:hAnsi="Courier New" w:cs="Courier New"/>
+          <w:sz w:val="18"/>
+          <w:szCs w:val="18"/>
+          <w:lang w:val="en-US"/>
+        </w:rPr>
+        <w:t xml:space="preserve">] = </w:t>
+      </w:r>
+      <w:proofErr w:type="spellStart"/>
+      <w:r>
+        <w:rPr>
+          <w:rFonts w:ascii="Courier New" w:hAnsi="Courier New" w:cs="Courier New"/>
+          <w:sz w:val="18"/>
+          <w:szCs w:val="18"/>
+          <w:lang w:val="en-US"/>
+        </w:rPr>
+        <w:t>Math.random</w:t>
+      </w:r>
+      <w:proofErr w:type="spellEnd"/>
+      <w:r>
+        <w:rPr>
+          <w:rFonts w:ascii="Courier New" w:hAnsi="Courier New" w:cs="Courier New"/>
+          <w:sz w:val="18"/>
+          <w:szCs w:val="18"/>
+          <w:lang w:val="en-US"/>
+        </w:rPr>
+        <w:t>() * 15.0 - 2.0;</w:t>
       </w:r>
     </w:p>
     <w:p>
       <w:pPr>
         <w:spacing w:after="0" w:line="240" w:lineRule="auto"/>
-      </w:pPr>
-      <w:r>
-        <w:rPr>
-          <w:rFonts w:ascii="Courier New" w:hAnsi="Courier New" w:cs="Courier New"/>
-          <w:sz w:val="18"/>
-          <w:szCs w:val="18"/>
+        <w:rPr>
+          <w:lang w:val="en-US"/>
+        </w:rPr>
+      </w:pPr>
+      <w:r>
+        <w:rPr>
+          <w:rFonts w:ascii="Courier New" w:hAnsi="Courier New" w:cs="Courier New"/>
+          <w:sz w:val="18"/>
+          <w:szCs w:val="18"/>
+          <w:lang w:val="en-US"/>
         </w:rPr>
         <w:t xml:space="preserve">        }</w:t>
       </w:r>
@@ -1224,12 +1643,16 @@
     <w:p>
       <w:pPr>
         <w:spacing w:after="0" w:line="240" w:lineRule="auto"/>
-      </w:pPr>
-      <w:r>
-        <w:rPr>
-          <w:rFonts w:ascii="Courier New" w:hAnsi="Courier New" w:cs="Courier New"/>
-          <w:sz w:val="18"/>
-          <w:szCs w:val="18"/>
+        <w:rPr>
+          <w:lang w:val="en-US"/>
+        </w:rPr>
+      </w:pPr>
+      <w:r>
+        <w:rPr>
+          <w:rFonts w:ascii="Courier New" w:hAnsi="Courier New" w:cs="Courier New"/>
+          <w:sz w:val="18"/>
+          <w:szCs w:val="18"/>
+          <w:lang w:val="en-US"/>
         </w:rPr>
         <w:t xml:space="preserve"> </w:t>
       </w:r>
@@ -1237,64 +1660,277 @@
     <w:p>
       <w:pPr>
         <w:spacing w:after="0" w:line="240" w:lineRule="auto"/>
-      </w:pPr>
-      <w:r>
-        <w:rPr>
-          <w:rFonts w:ascii="Courier New" w:hAnsi="Courier New" w:cs="Courier New"/>
-          <w:sz w:val="18"/>
-          <w:szCs w:val="18"/>
-        </w:rPr>
-        <w:t xml:space="preserve">        double[][] n = new double[7][19];</w:t>
+        <w:rPr>
+          <w:lang w:val="en-US"/>
+        </w:rPr>
+      </w:pPr>
+      <w:r>
+        <w:rPr>
+          <w:rFonts w:ascii="Courier New" w:hAnsi="Courier New" w:cs="Courier New"/>
+          <w:sz w:val="18"/>
+          <w:szCs w:val="18"/>
+          <w:lang w:val="en-US"/>
+        </w:rPr>
+        <w:t xml:space="preserve">        </w:t>
+      </w:r>
+      <w:proofErr w:type="gramStart"/>
+      <w:r>
+        <w:rPr>
+          <w:rFonts w:ascii="Courier New" w:hAnsi="Courier New" w:cs="Courier New"/>
+          <w:sz w:val="18"/>
+          <w:szCs w:val="18"/>
+          <w:lang w:val="en-US"/>
+        </w:rPr>
+        <w:t>double[</w:t>
+      </w:r>
+      <w:proofErr w:type="gramEnd"/>
+      <w:r>
+        <w:rPr>
+          <w:rFonts w:ascii="Courier New" w:hAnsi="Courier New" w:cs="Courier New"/>
+          <w:sz w:val="18"/>
+          <w:szCs w:val="18"/>
+          <w:lang w:val="en-US"/>
+        </w:rPr>
+        <w:t>][] n = new double[7][19];</w:t>
       </w:r>
     </w:p>
     <w:p>
       <w:pPr>
         <w:spacing w:after="0" w:line="240" w:lineRule="auto"/>
-      </w:pPr>
-      <w:r>
-        <w:rPr>
-          <w:rFonts w:ascii="Courier New" w:hAnsi="Courier New" w:cs="Courier New"/>
-          <w:sz w:val="18"/>
-          <w:szCs w:val="18"/>
-        </w:rPr>
-        <w:t xml:space="preserve">        for (int i = 0; i &lt; n.length; i++) {</w:t>
+        <w:rPr>
+          <w:lang w:val="en-US"/>
+        </w:rPr>
+      </w:pPr>
+      <w:r>
+        <w:rPr>
+          <w:rFonts w:ascii="Courier New" w:hAnsi="Courier New" w:cs="Courier New"/>
+          <w:sz w:val="18"/>
+          <w:szCs w:val="18"/>
+          <w:lang w:val="en-US"/>
+        </w:rPr>
+        <w:t xml:space="preserve">        for (int </w:t>
+      </w:r>
+      <w:proofErr w:type="spellStart"/>
+      <w:r>
+        <w:rPr>
+          <w:rFonts w:ascii="Courier New" w:hAnsi="Courier New" w:cs="Courier New"/>
+          <w:sz w:val="18"/>
+          <w:szCs w:val="18"/>
+          <w:lang w:val="en-US"/>
+        </w:rPr>
+        <w:t>i</w:t>
+      </w:r>
+      <w:proofErr w:type="spellEnd"/>
+      <w:r>
+        <w:rPr>
+          <w:rFonts w:ascii="Courier New" w:hAnsi="Courier New" w:cs="Courier New"/>
+          <w:sz w:val="18"/>
+          <w:szCs w:val="18"/>
+          <w:lang w:val="en-US"/>
+        </w:rPr>
+        <w:t xml:space="preserve"> = 0; </w:t>
+      </w:r>
+      <w:proofErr w:type="spellStart"/>
+      <w:r>
+        <w:rPr>
+          <w:rFonts w:ascii="Courier New" w:hAnsi="Courier New" w:cs="Courier New"/>
+          <w:sz w:val="18"/>
+          <w:szCs w:val="18"/>
+          <w:lang w:val="en-US"/>
+        </w:rPr>
+        <w:t>i</w:t>
+      </w:r>
+      <w:proofErr w:type="spellEnd"/>
+      <w:r>
+        <w:rPr>
+          <w:rFonts w:ascii="Courier New" w:hAnsi="Courier New" w:cs="Courier New"/>
+          <w:sz w:val="18"/>
+          <w:szCs w:val="18"/>
+          <w:lang w:val="en-US"/>
+        </w:rPr>
+        <w:t xml:space="preserve"> &lt; </w:t>
+      </w:r>
+      <w:proofErr w:type="spellStart"/>
+      <w:proofErr w:type="gramStart"/>
+      <w:r>
+        <w:rPr>
+          <w:rFonts w:ascii="Courier New" w:hAnsi="Courier New" w:cs="Courier New"/>
+          <w:sz w:val="18"/>
+          <w:szCs w:val="18"/>
+          <w:lang w:val="en-US"/>
+        </w:rPr>
+        <w:t>n.length</w:t>
+      </w:r>
+      <w:proofErr w:type="spellEnd"/>
+      <w:proofErr w:type="gramEnd"/>
+      <w:r>
+        <w:rPr>
+          <w:rFonts w:ascii="Courier New" w:hAnsi="Courier New" w:cs="Courier New"/>
+          <w:sz w:val="18"/>
+          <w:szCs w:val="18"/>
+          <w:lang w:val="en-US"/>
+        </w:rPr>
+        <w:t xml:space="preserve">; </w:t>
+      </w:r>
+      <w:proofErr w:type="spellStart"/>
+      <w:r>
+        <w:rPr>
+          <w:rFonts w:ascii="Courier New" w:hAnsi="Courier New" w:cs="Courier New"/>
+          <w:sz w:val="18"/>
+          <w:szCs w:val="18"/>
+          <w:lang w:val="en-US"/>
+        </w:rPr>
+        <w:t>i</w:t>
+      </w:r>
+      <w:proofErr w:type="spellEnd"/>
+      <w:r>
+        <w:rPr>
+          <w:rFonts w:ascii="Courier New" w:hAnsi="Courier New" w:cs="Courier New"/>
+          <w:sz w:val="18"/>
+          <w:szCs w:val="18"/>
+          <w:lang w:val="en-US"/>
+        </w:rPr>
+        <w:t>++) {</w:t>
       </w:r>
     </w:p>
     <w:p>
       <w:pPr>
         <w:spacing w:after="0" w:line="240" w:lineRule="auto"/>
-      </w:pPr>
-      <w:r>
-        <w:rPr>
-          <w:rFonts w:ascii="Courier New" w:hAnsi="Courier New" w:cs="Courier New"/>
-          <w:sz w:val="18"/>
-          <w:szCs w:val="18"/>
-        </w:rPr>
-        <w:t xml:space="preserve">            for (int j = 0; j &lt; n[i].length; j++) {</w:t>
+        <w:rPr>
+          <w:lang w:val="en-US"/>
+        </w:rPr>
+      </w:pPr>
+      <w:r>
+        <w:rPr>
+          <w:rFonts w:ascii="Courier New" w:hAnsi="Courier New" w:cs="Courier New"/>
+          <w:sz w:val="18"/>
+          <w:szCs w:val="18"/>
+          <w:lang w:val="en-US"/>
+        </w:rPr>
+        <w:t xml:space="preserve">            for (int j = 0; j &lt; n[</w:t>
+      </w:r>
+      <w:proofErr w:type="spellStart"/>
+      <w:r>
+        <w:rPr>
+          <w:rFonts w:ascii="Courier New" w:hAnsi="Courier New" w:cs="Courier New"/>
+          <w:sz w:val="18"/>
+          <w:szCs w:val="18"/>
+          <w:lang w:val="en-US"/>
+        </w:rPr>
+        <w:t>i</w:t>
+      </w:r>
+      <w:proofErr w:type="spellEnd"/>
+      <w:proofErr w:type="gramStart"/>
+      <w:r>
+        <w:rPr>
+          <w:rFonts w:ascii="Courier New" w:hAnsi="Courier New" w:cs="Courier New"/>
+          <w:sz w:val="18"/>
+          <w:szCs w:val="18"/>
+          <w:lang w:val="en-US"/>
+        </w:rPr>
+        <w:t>].length</w:t>
+      </w:r>
+      <w:proofErr w:type="gramEnd"/>
+      <w:r>
+        <w:rPr>
+          <w:rFonts w:ascii="Courier New" w:hAnsi="Courier New" w:cs="Courier New"/>
+          <w:sz w:val="18"/>
+          <w:szCs w:val="18"/>
+          <w:lang w:val="en-US"/>
+        </w:rPr>
+        <w:t>; j++) {</w:t>
       </w:r>
     </w:p>
     <w:p>
       <w:pPr>
         <w:spacing w:after="0" w:line="240" w:lineRule="auto"/>
-      </w:pPr>
-      <w:r>
-        <w:rPr>
-          <w:rFonts w:ascii="Courier New" w:hAnsi="Courier New" w:cs="Courier New"/>
-          <w:sz w:val="18"/>
-          <w:szCs w:val="18"/>
-        </w:rPr>
-        <w:t xml:space="preserve">                n[i][j] = calculateElement(l[i], x[j]);</w:t>
+        <w:rPr>
+          <w:lang w:val="en-US"/>
+        </w:rPr>
+      </w:pPr>
+      <w:r>
+        <w:rPr>
+          <w:rFonts w:ascii="Courier New" w:hAnsi="Courier New" w:cs="Courier New"/>
+          <w:sz w:val="18"/>
+          <w:szCs w:val="18"/>
+          <w:lang w:val="en-US"/>
+        </w:rPr>
+        <w:t xml:space="preserve">                n[</w:t>
+      </w:r>
+      <w:proofErr w:type="spellStart"/>
+      <w:r>
+        <w:rPr>
+          <w:rFonts w:ascii="Courier New" w:hAnsi="Courier New" w:cs="Courier New"/>
+          <w:sz w:val="18"/>
+          <w:szCs w:val="18"/>
+          <w:lang w:val="en-US"/>
+        </w:rPr>
+        <w:t>i</w:t>
+      </w:r>
+      <w:proofErr w:type="spellEnd"/>
+      <w:r>
+        <w:rPr>
+          <w:rFonts w:ascii="Courier New" w:hAnsi="Courier New" w:cs="Courier New"/>
+          <w:sz w:val="18"/>
+          <w:szCs w:val="18"/>
+          <w:lang w:val="en-US"/>
+        </w:rPr>
+        <w:t xml:space="preserve">][j] = </w:t>
+      </w:r>
+      <w:proofErr w:type="spellStart"/>
+      <w:r>
+        <w:rPr>
+          <w:rFonts w:ascii="Courier New" w:hAnsi="Courier New" w:cs="Courier New"/>
+          <w:sz w:val="18"/>
+          <w:szCs w:val="18"/>
+          <w:lang w:val="en-US"/>
+        </w:rPr>
+        <w:t>calculateElement</w:t>
+      </w:r>
+      <w:proofErr w:type="spellEnd"/>
+      <w:r>
+        <w:rPr>
+          <w:rFonts w:ascii="Courier New" w:hAnsi="Courier New" w:cs="Courier New"/>
+          <w:sz w:val="18"/>
+          <w:szCs w:val="18"/>
+          <w:lang w:val="en-US"/>
+        </w:rPr>
+        <w:t>(l[</w:t>
+      </w:r>
+      <w:proofErr w:type="spellStart"/>
+      <w:r>
+        <w:rPr>
+          <w:rFonts w:ascii="Courier New" w:hAnsi="Courier New" w:cs="Courier New"/>
+          <w:sz w:val="18"/>
+          <w:szCs w:val="18"/>
+          <w:lang w:val="en-US"/>
+        </w:rPr>
+        <w:t>i</w:t>
+      </w:r>
+      <w:proofErr w:type="spellEnd"/>
+      <w:r>
+        <w:rPr>
+          <w:rFonts w:ascii="Courier New" w:hAnsi="Courier New" w:cs="Courier New"/>
+          <w:sz w:val="18"/>
+          <w:szCs w:val="18"/>
+          <w:lang w:val="en-US"/>
+        </w:rPr>
+        <w:t>], x[j]);</w:t>
       </w:r>
     </w:p>
     <w:p>
       <w:pPr>
         <w:spacing w:after="0" w:line="240" w:lineRule="auto"/>
-      </w:pPr>
-      <w:r>
-        <w:rPr>
-          <w:rFonts w:ascii="Courier New" w:hAnsi="Courier New" w:cs="Courier New"/>
-          <w:sz w:val="18"/>
-          <w:szCs w:val="18"/>
+        <w:rPr>
+          <w:lang w:val="en-US"/>
+        </w:rPr>
+      </w:pPr>
+      <w:r>
+        <w:rPr>
+          <w:rFonts w:ascii="Courier New" w:hAnsi="Courier New" w:cs="Courier New"/>
+          <w:sz w:val="18"/>
+          <w:szCs w:val="18"/>
+          <w:lang w:val="en-US"/>
         </w:rPr>
         <w:t xml:space="preserve">            }</w:t>
       </w:r>
@@ -1302,12 +1938,16 @@
     <w:p>
       <w:pPr>
         <w:spacing w:after="0" w:line="240" w:lineRule="auto"/>
-      </w:pPr>
-      <w:r>
-        <w:rPr>
-          <w:rFonts w:ascii="Courier New" w:hAnsi="Courier New" w:cs="Courier New"/>
-          <w:sz w:val="18"/>
-          <w:szCs w:val="18"/>
+        <w:rPr>
+          <w:lang w:val="en-US"/>
+        </w:rPr>
+      </w:pPr>
+      <w:r>
+        <w:rPr>
+          <w:rFonts w:ascii="Courier New" w:hAnsi="Courier New" w:cs="Courier New"/>
+          <w:sz w:val="18"/>
+          <w:szCs w:val="18"/>
+          <w:lang w:val="en-US"/>
         </w:rPr>
         <w:t xml:space="preserve">        }</w:t>
       </w:r>
@@ -1315,12 +1955,16 @@
     <w:p>
       <w:pPr>
         <w:spacing w:after="0" w:line="240" w:lineRule="auto"/>
-      </w:pPr>
-      <w:r>
-        <w:rPr>
-          <w:rFonts w:ascii="Courier New" w:hAnsi="Courier New" w:cs="Courier New"/>
-          <w:sz w:val="18"/>
-          <w:szCs w:val="18"/>
+        <w:rPr>
+          <w:lang w:val="en-US"/>
+        </w:rPr>
+      </w:pPr>
+      <w:r>
+        <w:rPr>
+          <w:rFonts w:ascii="Courier New" w:hAnsi="Courier New" w:cs="Courier New"/>
+          <w:sz w:val="18"/>
+          <w:szCs w:val="18"/>
+          <w:lang w:val="en-US"/>
         </w:rPr>
         <w:t xml:space="preserve"> </w:t>
       </w:r>
@@ -1328,25 +1972,53 @@
     <w:p>
       <w:pPr>
         <w:spacing w:after="0" w:line="240" w:lineRule="auto"/>
-      </w:pPr>
-      <w:r>
-        <w:rPr>
-          <w:rFonts w:ascii="Courier New" w:hAnsi="Courier New" w:cs="Courier New"/>
-          <w:sz w:val="18"/>
-          <w:szCs w:val="18"/>
-        </w:rPr>
-        <w:t xml:space="preserve">        printMatrix(n);</w:t>
+        <w:rPr>
+          <w:lang w:val="en-US"/>
+        </w:rPr>
+      </w:pPr>
+      <w:r>
+        <w:rPr>
+          <w:rFonts w:ascii="Courier New" w:hAnsi="Courier New" w:cs="Courier New"/>
+          <w:sz w:val="18"/>
+          <w:szCs w:val="18"/>
+          <w:lang w:val="en-US"/>
+        </w:rPr>
+        <w:t xml:space="preserve">        </w:t>
+      </w:r>
+      <w:proofErr w:type="spellStart"/>
+      <w:r>
+        <w:rPr>
+          <w:rFonts w:ascii="Courier New" w:hAnsi="Courier New" w:cs="Courier New"/>
+          <w:sz w:val="18"/>
+          <w:szCs w:val="18"/>
+          <w:lang w:val="en-US"/>
+        </w:rPr>
+        <w:t>printMatrix</w:t>
+      </w:r>
+      <w:proofErr w:type="spellEnd"/>
+      <w:r>
+        <w:rPr>
+          <w:rFonts w:ascii="Courier New" w:hAnsi="Courier New" w:cs="Courier New"/>
+          <w:sz w:val="18"/>
+          <w:szCs w:val="18"/>
+          <w:lang w:val="en-US"/>
+        </w:rPr>
+        <w:t>(n);</w:t>
       </w:r>
     </w:p>
     <w:p>
       <w:pPr>
         <w:spacing w:after="0" w:line="240" w:lineRule="auto"/>
-      </w:pPr>
-      <w:r>
-        <w:rPr>
-          <w:rFonts w:ascii="Courier New" w:hAnsi="Courier New" w:cs="Courier New"/>
-          <w:sz w:val="18"/>
-          <w:szCs w:val="18"/>
+        <w:rPr>
+          <w:lang w:val="en-US"/>
+        </w:rPr>
+      </w:pPr>
+      <w:r>
+        <w:rPr>
+          <w:rFonts w:ascii="Courier New" w:hAnsi="Courier New" w:cs="Courier New"/>
+          <w:sz w:val="18"/>
+          <w:szCs w:val="18"/>
+          <w:lang w:val="en-US"/>
         </w:rPr>
         <w:t xml:space="preserve">    }</w:t>
       </w:r>
@@ -1354,12 +2026,16 @@
     <w:p>
       <w:pPr>
         <w:spacing w:after="0" w:line="240" w:lineRule="auto"/>
-      </w:pPr>
-      <w:r>
-        <w:rPr>
-          <w:rFonts w:ascii="Courier New" w:hAnsi="Courier New" w:cs="Courier New"/>
-          <w:sz w:val="18"/>
-          <w:szCs w:val="18"/>
+        <w:rPr>
+          <w:lang w:val="en-US"/>
+        </w:rPr>
+      </w:pPr>
+      <w:r>
+        <w:rPr>
+          <w:rFonts w:ascii="Courier New" w:hAnsi="Courier New" w:cs="Courier New"/>
+          <w:sz w:val="18"/>
+          <w:szCs w:val="18"/>
+          <w:lang w:val="en-US"/>
         </w:rPr>
         <w:t xml:space="preserve"> </w:t>
       </w:r>
@@ -1367,25 +2043,64 @@
     <w:p>
       <w:pPr>
         <w:spacing w:after="0" w:line="240" w:lineRule="auto"/>
-      </w:pPr>
-      <w:r>
-        <w:rPr>
-          <w:rFonts w:ascii="Courier New" w:hAnsi="Courier New" w:cs="Courier New"/>
-          <w:sz w:val="18"/>
-          <w:szCs w:val="18"/>
-        </w:rPr>
-        <w:t xml:space="preserve">    public static double calculateElement(long li, double x) {</w:t>
+        <w:rPr>
+          <w:lang w:val="en-US"/>
+        </w:rPr>
+      </w:pPr>
+      <w:r>
+        <w:rPr>
+          <w:rFonts w:ascii="Courier New" w:hAnsi="Courier New" w:cs="Courier New"/>
+          <w:sz w:val="18"/>
+          <w:szCs w:val="18"/>
+          <w:lang w:val="en-US"/>
+        </w:rPr>
+        <w:t xml:space="preserve">    public static double </w:t>
+      </w:r>
+      <w:proofErr w:type="spellStart"/>
+      <w:proofErr w:type="gramStart"/>
+      <w:r>
+        <w:rPr>
+          <w:rFonts w:ascii="Courier New" w:hAnsi="Courier New" w:cs="Courier New"/>
+          <w:sz w:val="18"/>
+          <w:szCs w:val="18"/>
+          <w:lang w:val="en-US"/>
+        </w:rPr>
+        <w:t>calculateElement</w:t>
+      </w:r>
+      <w:proofErr w:type="spellEnd"/>
+      <w:r>
+        <w:rPr>
+          <w:rFonts w:ascii="Courier New" w:hAnsi="Courier New" w:cs="Courier New"/>
+          <w:sz w:val="18"/>
+          <w:szCs w:val="18"/>
+          <w:lang w:val="en-US"/>
+        </w:rPr>
+        <w:t>(</w:t>
+      </w:r>
+      <w:proofErr w:type="gramEnd"/>
+      <w:r>
+        <w:rPr>
+          <w:rFonts w:ascii="Courier New" w:hAnsi="Courier New" w:cs="Courier New"/>
+          <w:sz w:val="18"/>
+          <w:szCs w:val="18"/>
+          <w:lang w:val="en-US"/>
+        </w:rPr>
+        <w:t>long li, double x) {</w:t>
       </w:r>
     </w:p>
     <w:p>
       <w:pPr>
         <w:spacing w:after="0" w:line="240" w:lineRule="auto"/>
-      </w:pPr>
-      <w:r>
-        <w:rPr>
-          <w:rFonts w:ascii="Courier New" w:hAnsi="Courier New" w:cs="Courier New"/>
-          <w:sz w:val="18"/>
-          <w:szCs w:val="18"/>
+        <w:rPr>
+          <w:lang w:val="en-US"/>
+        </w:rPr>
+      </w:pPr>
+      <w:r>
+        <w:rPr>
+          <w:rFonts w:ascii="Courier New" w:hAnsi="Courier New" w:cs="Courier New"/>
+          <w:sz w:val="18"/>
+          <w:szCs w:val="18"/>
+          <w:lang w:val="en-US"/>
         </w:rPr>
         <w:t xml:space="preserve">        if (li == 10) {</w:t>
       </w:r>
@@ -1393,25 +2108,155 @@
     <w:p>
       <w:pPr>
         <w:spacing w:after="0" w:line="240" w:lineRule="auto"/>
-      </w:pPr>
-      <w:r>
-        <w:rPr>
-          <w:rFonts w:ascii="Courier New" w:hAnsi="Courier New" w:cs="Courier New"/>
-          <w:sz w:val="18"/>
-          <w:szCs w:val="18"/>
-        </w:rPr>
-        <w:t xml:space="preserve">            return Math.pow(Math.pow(Math.pow(x, 3) / (Math.cos(x) - 1), 2) / 3 / 4, Math.asin(Math.sin(x)));</w:t>
+        <w:rPr>
+          <w:lang w:val="en-US"/>
+        </w:rPr>
+      </w:pPr>
+      <w:r>
+        <w:rPr>
+          <w:rFonts w:ascii="Courier New" w:hAnsi="Courier New" w:cs="Courier New"/>
+          <w:sz w:val="18"/>
+          <w:szCs w:val="18"/>
+          <w:lang w:val="en-US"/>
+        </w:rPr>
+        <w:t xml:space="preserve">            return </w:t>
+      </w:r>
+      <w:proofErr w:type="spellStart"/>
+      <w:proofErr w:type="gramStart"/>
+      <w:r>
+        <w:rPr>
+          <w:rFonts w:ascii="Courier New" w:hAnsi="Courier New" w:cs="Courier New"/>
+          <w:sz w:val="18"/>
+          <w:szCs w:val="18"/>
+          <w:lang w:val="en-US"/>
+        </w:rPr>
+        <w:t>Math.pow</w:t>
+      </w:r>
+      <w:proofErr w:type="spellEnd"/>
+      <w:r>
+        <w:rPr>
+          <w:rFonts w:ascii="Courier New" w:hAnsi="Courier New" w:cs="Courier New"/>
+          <w:sz w:val="18"/>
+          <w:szCs w:val="18"/>
+          <w:lang w:val="en-US"/>
+        </w:rPr>
+        <w:t>(</w:t>
+      </w:r>
+      <w:proofErr w:type="spellStart"/>
+      <w:proofErr w:type="gramEnd"/>
+      <w:r>
+        <w:rPr>
+          <w:rFonts w:ascii="Courier New" w:hAnsi="Courier New" w:cs="Courier New"/>
+          <w:sz w:val="18"/>
+          <w:szCs w:val="18"/>
+          <w:lang w:val="en-US"/>
+        </w:rPr>
+        <w:t>Math.pow</w:t>
+      </w:r>
+      <w:proofErr w:type="spellEnd"/>
+      <w:r>
+        <w:rPr>
+          <w:rFonts w:ascii="Courier New" w:hAnsi="Courier New" w:cs="Courier New"/>
+          <w:sz w:val="18"/>
+          <w:szCs w:val="18"/>
+          <w:lang w:val="en-US"/>
+        </w:rPr>
+        <w:t>(</w:t>
+      </w:r>
+      <w:proofErr w:type="spellStart"/>
+      <w:r>
+        <w:rPr>
+          <w:rFonts w:ascii="Courier New" w:hAnsi="Courier New" w:cs="Courier New"/>
+          <w:sz w:val="18"/>
+          <w:szCs w:val="18"/>
+          <w:lang w:val="en-US"/>
+        </w:rPr>
+        <w:t>Math.pow</w:t>
+      </w:r>
+      <w:proofErr w:type="spellEnd"/>
+      <w:r>
+        <w:rPr>
+          <w:rFonts w:ascii="Courier New" w:hAnsi="Courier New" w:cs="Courier New"/>
+          <w:sz w:val="18"/>
+          <w:szCs w:val="18"/>
+          <w:lang w:val="en-US"/>
+        </w:rPr>
+        <w:t>(x, 3) / (</w:t>
+      </w:r>
+      <w:proofErr w:type="spellStart"/>
+      <w:r>
+        <w:rPr>
+          <w:rFonts w:ascii="Courier New" w:hAnsi="Courier New" w:cs="Courier New"/>
+          <w:sz w:val="18"/>
+          <w:szCs w:val="18"/>
+          <w:lang w:val="en-US"/>
+        </w:rPr>
+        <w:t>Math.cos</w:t>
+      </w:r>
+      <w:proofErr w:type="spellEnd"/>
+      <w:r>
+        <w:rPr>
+          <w:rFonts w:ascii="Courier New" w:hAnsi="Courier New" w:cs="Courier New"/>
+          <w:sz w:val="18"/>
+          <w:szCs w:val="18"/>
+          <w:lang w:val="en-US"/>
+        </w:rPr>
+        <w:t xml:space="preserve">(x) - 1), 2) / 3 / 4, </w:t>
+      </w:r>
+      <w:proofErr w:type="spellStart"/>
+      <w:r>
+        <w:rPr>
+          <w:rFonts w:ascii="Courier New" w:hAnsi="Courier New" w:cs="Courier New"/>
+          <w:sz w:val="18"/>
+          <w:szCs w:val="18"/>
+          <w:lang w:val="en-US"/>
+        </w:rPr>
+        <w:t>Math.asin</w:t>
+      </w:r>
+      <w:proofErr w:type="spellEnd"/>
+      <w:r>
+        <w:rPr>
+          <w:rFonts w:ascii="Courier New" w:hAnsi="Courier New" w:cs="Courier New"/>
+          <w:sz w:val="18"/>
+          <w:szCs w:val="18"/>
+          <w:lang w:val="en-US"/>
+        </w:rPr>
+        <w:t>(</w:t>
+      </w:r>
+      <w:proofErr w:type="spellStart"/>
+      <w:r>
+        <w:rPr>
+          <w:rFonts w:ascii="Courier New" w:hAnsi="Courier New" w:cs="Courier New"/>
+          <w:sz w:val="18"/>
+          <w:szCs w:val="18"/>
+          <w:lang w:val="en-US"/>
+        </w:rPr>
+        <w:t>Math.sin</w:t>
+      </w:r>
+      <w:proofErr w:type="spellEnd"/>
+      <w:r>
+        <w:rPr>
+          <w:rFonts w:ascii="Courier New" w:hAnsi="Courier New" w:cs="Courier New"/>
+          <w:sz w:val="18"/>
+          <w:szCs w:val="18"/>
+          <w:lang w:val="en-US"/>
+        </w:rPr>
+        <w:t>(x)));</w:t>
       </w:r>
     </w:p>
     <w:p>
       <w:pPr>
         <w:spacing w:after="0" w:line="240" w:lineRule="auto"/>
-      </w:pPr>
-      <w:r>
-        <w:rPr>
-          <w:rFonts w:ascii="Courier New" w:hAnsi="Courier New" w:cs="Courier New"/>
-          <w:sz w:val="18"/>
-          <w:szCs w:val="18"/>
+        <w:rPr>
+          <w:lang w:val="en-US"/>
+        </w:rPr>
+      </w:pPr>
+      <w:r>
+        <w:rPr>
+          <w:rFonts w:ascii="Courier New" w:hAnsi="Courier New" w:cs="Courier New"/>
+          <w:sz w:val="18"/>
+          <w:szCs w:val="18"/>
+          <w:lang w:val="en-US"/>
         </w:rPr>
         <w:t xml:space="preserve">        } else if (li == 8 || li == 12 || li == 16) {</w:t>
       </w:r>
@@ -1419,25 +2264,95 @@
     <w:p>
       <w:pPr>
         <w:spacing w:after="0" w:line="240" w:lineRule="auto"/>
-      </w:pPr>
-      <w:r>
-        <w:rPr>
-          <w:rFonts w:ascii="Courier New" w:hAnsi="Courier New" w:cs="Courier New"/>
-          <w:sz w:val="18"/>
-          <w:szCs w:val="18"/>
-        </w:rPr>
-        <w:t xml:space="preserve">            return Math.cbrt(Math.exp(Math.exp(x)));</w:t>
+        <w:rPr>
+          <w:lang w:val="en-US"/>
+        </w:rPr>
+      </w:pPr>
+      <w:r>
+        <w:rPr>
+          <w:rFonts w:ascii="Courier New" w:hAnsi="Courier New" w:cs="Courier New"/>
+          <w:sz w:val="18"/>
+          <w:szCs w:val="18"/>
+          <w:lang w:val="en-US"/>
+        </w:rPr>
+        <w:t xml:space="preserve">            return </w:t>
+      </w:r>
+      <w:proofErr w:type="spellStart"/>
+      <w:r>
+        <w:rPr>
+          <w:rFonts w:ascii="Courier New" w:hAnsi="Courier New" w:cs="Courier New"/>
+          <w:sz w:val="18"/>
+          <w:szCs w:val="18"/>
+          <w:lang w:val="en-US"/>
+        </w:rPr>
+        <w:t>Math.cbrt</w:t>
+      </w:r>
+      <w:proofErr w:type="spellEnd"/>
+      <w:r>
+        <w:rPr>
+          <w:rFonts w:ascii="Courier New" w:hAnsi="Courier New" w:cs="Courier New"/>
+          <w:sz w:val="18"/>
+          <w:szCs w:val="18"/>
+          <w:lang w:val="en-US"/>
+        </w:rPr>
+        <w:t>(</w:t>
+      </w:r>
+      <w:proofErr w:type="spellStart"/>
+      <w:proofErr w:type="gramStart"/>
+      <w:r>
+        <w:rPr>
+          <w:rFonts w:ascii="Courier New" w:hAnsi="Courier New" w:cs="Courier New"/>
+          <w:sz w:val="18"/>
+          <w:szCs w:val="18"/>
+          <w:lang w:val="en-US"/>
+        </w:rPr>
+        <w:t>Math.exp</w:t>
+      </w:r>
+      <w:proofErr w:type="spellEnd"/>
+      <w:r>
+        <w:rPr>
+          <w:rFonts w:ascii="Courier New" w:hAnsi="Courier New" w:cs="Courier New"/>
+          <w:sz w:val="18"/>
+          <w:szCs w:val="18"/>
+          <w:lang w:val="en-US"/>
+        </w:rPr>
+        <w:t>(</w:t>
+      </w:r>
+      <w:proofErr w:type="spellStart"/>
+      <w:proofErr w:type="gramEnd"/>
+      <w:r>
+        <w:rPr>
+          <w:rFonts w:ascii="Courier New" w:hAnsi="Courier New" w:cs="Courier New"/>
+          <w:sz w:val="18"/>
+          <w:szCs w:val="18"/>
+          <w:lang w:val="en-US"/>
+        </w:rPr>
+        <w:t>Math.exp</w:t>
+      </w:r>
+      <w:proofErr w:type="spellEnd"/>
+      <w:r>
+        <w:rPr>
+          <w:rFonts w:ascii="Courier New" w:hAnsi="Courier New" w:cs="Courier New"/>
+          <w:sz w:val="18"/>
+          <w:szCs w:val="18"/>
+          <w:lang w:val="en-US"/>
+        </w:rPr>
+        <w:t>(x)));</w:t>
       </w:r>
     </w:p>
     <w:p>
       <w:pPr>
         <w:spacing w:after="0" w:line="240" w:lineRule="auto"/>
-      </w:pPr>
-      <w:r>
-        <w:rPr>
-          <w:rFonts w:ascii="Courier New" w:hAnsi="Courier New" w:cs="Courier New"/>
-          <w:sz w:val="18"/>
-          <w:szCs w:val="18"/>
+        <w:rPr>
+          <w:lang w:val="en-US"/>
+        </w:rPr>
+      </w:pPr>
+      <w:r>
+        <w:rPr>
+          <w:rFonts w:ascii="Courier New" w:hAnsi="Courier New" w:cs="Courier New"/>
+          <w:sz w:val="18"/>
+          <w:szCs w:val="18"/>
+          <w:lang w:val="en-US"/>
         </w:rPr>
         <w:t xml:space="preserve">        } else {</w:t>
       </w:r>
@@ -1445,25 +2360,95 @@
     <w:p>
       <w:pPr>
         <w:spacing w:after="0" w:line="240" w:lineRule="auto"/>
-      </w:pPr>
-      <w:r>
-        <w:rPr>
-          <w:rFonts w:ascii="Courier New" w:hAnsi="Courier New" w:cs="Courier New"/>
-          <w:sz w:val="18"/>
-          <w:szCs w:val="18"/>
-        </w:rPr>
-        <w:t xml:space="preserve">            return Math.cbrt(Math.cos(Math.pow((x - 3.0 / 4) / 2 / 3, 2)));</w:t>
+        <w:rPr>
+          <w:lang w:val="en-US"/>
+        </w:rPr>
+      </w:pPr>
+      <w:r>
+        <w:rPr>
+          <w:rFonts w:ascii="Courier New" w:hAnsi="Courier New" w:cs="Courier New"/>
+          <w:sz w:val="18"/>
+          <w:szCs w:val="18"/>
+          <w:lang w:val="en-US"/>
+        </w:rPr>
+        <w:t xml:space="preserve">            return </w:t>
+      </w:r>
+      <w:proofErr w:type="spellStart"/>
+      <w:r>
+        <w:rPr>
+          <w:rFonts w:ascii="Courier New" w:hAnsi="Courier New" w:cs="Courier New"/>
+          <w:sz w:val="18"/>
+          <w:szCs w:val="18"/>
+          <w:lang w:val="en-US"/>
+        </w:rPr>
+        <w:t>Math.cbrt</w:t>
+      </w:r>
+      <w:proofErr w:type="spellEnd"/>
+      <w:r>
+        <w:rPr>
+          <w:rFonts w:ascii="Courier New" w:hAnsi="Courier New" w:cs="Courier New"/>
+          <w:sz w:val="18"/>
+          <w:szCs w:val="18"/>
+          <w:lang w:val="en-US"/>
+        </w:rPr>
+        <w:t>(</w:t>
+      </w:r>
+      <w:proofErr w:type="spellStart"/>
+      <w:proofErr w:type="gramStart"/>
+      <w:r>
+        <w:rPr>
+          <w:rFonts w:ascii="Courier New" w:hAnsi="Courier New" w:cs="Courier New"/>
+          <w:sz w:val="18"/>
+          <w:szCs w:val="18"/>
+          <w:lang w:val="en-US"/>
+        </w:rPr>
+        <w:t>Math.cos</w:t>
+      </w:r>
+      <w:proofErr w:type="spellEnd"/>
+      <w:r>
+        <w:rPr>
+          <w:rFonts w:ascii="Courier New" w:hAnsi="Courier New" w:cs="Courier New"/>
+          <w:sz w:val="18"/>
+          <w:szCs w:val="18"/>
+          <w:lang w:val="en-US"/>
+        </w:rPr>
+        <w:t>(</w:t>
+      </w:r>
+      <w:proofErr w:type="spellStart"/>
+      <w:proofErr w:type="gramEnd"/>
+      <w:r>
+        <w:rPr>
+          <w:rFonts w:ascii="Courier New" w:hAnsi="Courier New" w:cs="Courier New"/>
+          <w:sz w:val="18"/>
+          <w:szCs w:val="18"/>
+          <w:lang w:val="en-US"/>
+        </w:rPr>
+        <w:t>Math.pow</w:t>
+      </w:r>
+      <w:proofErr w:type="spellEnd"/>
+      <w:r>
+        <w:rPr>
+          <w:rFonts w:ascii="Courier New" w:hAnsi="Courier New" w:cs="Courier New"/>
+          <w:sz w:val="18"/>
+          <w:szCs w:val="18"/>
+          <w:lang w:val="en-US"/>
+        </w:rPr>
+        <w:t>((x - 3.0 / 4) / 2 / 3, 2)));</w:t>
       </w:r>
     </w:p>
     <w:p>
       <w:pPr>
         <w:spacing w:after="0" w:line="240" w:lineRule="auto"/>
-      </w:pPr>
-      <w:r>
-        <w:rPr>
-          <w:rFonts w:ascii="Courier New" w:hAnsi="Courier New" w:cs="Courier New"/>
-          <w:sz w:val="18"/>
-          <w:szCs w:val="18"/>
+        <w:rPr>
+          <w:lang w:val="en-US"/>
+        </w:rPr>
+      </w:pPr>
+      <w:r>
+        <w:rPr>
+          <w:rFonts w:ascii="Courier New" w:hAnsi="Courier New" w:cs="Courier New"/>
+          <w:sz w:val="18"/>
+          <w:szCs w:val="18"/>
+          <w:lang w:val="en-US"/>
         </w:rPr>
         <w:t xml:space="preserve">        }</w:t>
       </w:r>
@@ -1471,12 +2456,16 @@
     <w:p>
       <w:pPr>
         <w:spacing w:after="0" w:line="240" w:lineRule="auto"/>
-      </w:pPr>
-      <w:r>
-        <w:rPr>
-          <w:rFonts w:ascii="Courier New" w:hAnsi="Courier New" w:cs="Courier New"/>
-          <w:sz w:val="18"/>
-          <w:szCs w:val="18"/>
+        <w:rPr>
+          <w:lang w:val="en-US"/>
+        </w:rPr>
+      </w:pPr>
+      <w:r>
+        <w:rPr>
+          <w:rFonts w:ascii="Courier New" w:hAnsi="Courier New" w:cs="Courier New"/>
+          <w:sz w:val="18"/>
+          <w:szCs w:val="18"/>
+          <w:lang w:val="en-US"/>
         </w:rPr>
         <w:t xml:space="preserve">    }</w:t>
       </w:r>
@@ -1484,12 +2473,16 @@
     <w:p>
       <w:pPr>
         <w:spacing w:after="0" w:line="240" w:lineRule="auto"/>
-      </w:pPr>
-      <w:r>
-        <w:rPr>
-          <w:rFonts w:ascii="Courier New" w:hAnsi="Courier New" w:cs="Courier New"/>
-          <w:sz w:val="18"/>
-          <w:szCs w:val="18"/>
+        <w:rPr>
+          <w:lang w:val="en-US"/>
+        </w:rPr>
+      </w:pPr>
+      <w:r>
+        <w:rPr>
+          <w:rFonts w:ascii="Courier New" w:hAnsi="Courier New" w:cs="Courier New"/>
+          <w:sz w:val="18"/>
+          <w:szCs w:val="18"/>
+          <w:lang w:val="en-US"/>
         </w:rPr>
         <w:t xml:space="preserve"> </w:t>
       </w:r>
@@ -1497,53 +2490,262 @@
     <w:p>
       <w:pPr>
         <w:spacing w:after="0" w:line="240" w:lineRule="auto"/>
-      </w:pPr>
-      <w:r>
-        <w:rPr>
-          <w:rFonts w:ascii="Courier New" w:hAnsi="Courier New" w:cs="Courier New"/>
-          <w:sz w:val="18"/>
-          <w:szCs w:val="18"/>
-        </w:rPr>
-        <w:t xml:space="preserve">    public static void printMatrix(double[][] matrix) {</w:t>
+        <w:rPr>
+          <w:lang w:val="en-US"/>
+        </w:rPr>
+      </w:pPr>
+      <w:r>
+        <w:rPr>
+          <w:rFonts w:ascii="Courier New" w:hAnsi="Courier New" w:cs="Courier New"/>
+          <w:sz w:val="18"/>
+          <w:szCs w:val="18"/>
+          <w:lang w:val="en-US"/>
+        </w:rPr>
+        <w:t xml:space="preserve">    public static void </w:t>
+      </w:r>
+      <w:proofErr w:type="spellStart"/>
+      <w:r>
+        <w:rPr>
+          <w:rFonts w:ascii="Courier New" w:hAnsi="Courier New" w:cs="Courier New"/>
+          <w:sz w:val="18"/>
+          <w:szCs w:val="18"/>
+          <w:lang w:val="en-US"/>
+        </w:rPr>
+        <w:t>printMatrix</w:t>
+      </w:r>
+      <w:proofErr w:type="spellEnd"/>
+      <w:r>
+        <w:rPr>
+          <w:rFonts w:ascii="Courier New" w:hAnsi="Courier New" w:cs="Courier New"/>
+          <w:sz w:val="18"/>
+          <w:szCs w:val="18"/>
+          <w:lang w:val="en-US"/>
+        </w:rPr>
+        <w:t>(</w:t>
+      </w:r>
+      <w:proofErr w:type="gramStart"/>
+      <w:r>
+        <w:rPr>
+          <w:rFonts w:ascii="Courier New" w:hAnsi="Courier New" w:cs="Courier New"/>
+          <w:sz w:val="18"/>
+          <w:szCs w:val="18"/>
+          <w:lang w:val="en-US"/>
+        </w:rPr>
+        <w:t>double[</w:t>
+      </w:r>
+      <w:proofErr w:type="gramEnd"/>
+      <w:r>
+        <w:rPr>
+          <w:rFonts w:ascii="Courier New" w:hAnsi="Courier New" w:cs="Courier New"/>
+          <w:sz w:val="18"/>
+          <w:szCs w:val="18"/>
+          <w:lang w:val="en-US"/>
+        </w:rPr>
+        <w:t>][] matrix) {</w:t>
       </w:r>
     </w:p>
     <w:p>
       <w:pPr>
         <w:spacing w:after="0" w:line="240" w:lineRule="auto"/>
-      </w:pPr>
-      <w:r>
-        <w:rPr>
-          <w:rFonts w:ascii="Courier New" w:hAnsi="Courier New" w:cs="Courier New"/>
-          <w:sz w:val="18"/>
-          <w:szCs w:val="18"/>
-        </w:rPr>
-        <w:t xml:space="preserve">        for (int i = 0; i &lt; matrix.length; i++) {</w:t>
+        <w:rPr>
+          <w:lang w:val="en-US"/>
+        </w:rPr>
+      </w:pPr>
+      <w:r>
+        <w:rPr>
+          <w:rFonts w:ascii="Courier New" w:hAnsi="Courier New" w:cs="Courier New"/>
+          <w:sz w:val="18"/>
+          <w:szCs w:val="18"/>
+          <w:lang w:val="en-US"/>
+        </w:rPr>
+        <w:t xml:space="preserve">        for (int </w:t>
+      </w:r>
+      <w:proofErr w:type="spellStart"/>
+      <w:r>
+        <w:rPr>
+          <w:rFonts w:ascii="Courier New" w:hAnsi="Courier New" w:cs="Courier New"/>
+          <w:sz w:val="18"/>
+          <w:szCs w:val="18"/>
+          <w:lang w:val="en-US"/>
+        </w:rPr>
+        <w:t>i</w:t>
+      </w:r>
+      <w:proofErr w:type="spellEnd"/>
+      <w:r>
+        <w:rPr>
+          <w:rFonts w:ascii="Courier New" w:hAnsi="Courier New" w:cs="Courier New"/>
+          <w:sz w:val="18"/>
+          <w:szCs w:val="18"/>
+          <w:lang w:val="en-US"/>
+        </w:rPr>
+        <w:t xml:space="preserve"> = 0; </w:t>
+      </w:r>
+      <w:proofErr w:type="spellStart"/>
+      <w:r>
+        <w:rPr>
+          <w:rFonts w:ascii="Courier New" w:hAnsi="Courier New" w:cs="Courier New"/>
+          <w:sz w:val="18"/>
+          <w:szCs w:val="18"/>
+          <w:lang w:val="en-US"/>
+        </w:rPr>
+        <w:t>i</w:t>
+      </w:r>
+      <w:proofErr w:type="spellEnd"/>
+      <w:r>
+        <w:rPr>
+          <w:rFonts w:ascii="Courier New" w:hAnsi="Courier New" w:cs="Courier New"/>
+          <w:sz w:val="18"/>
+          <w:szCs w:val="18"/>
+          <w:lang w:val="en-US"/>
+        </w:rPr>
+        <w:t xml:space="preserve"> &lt; </w:t>
+      </w:r>
+      <w:proofErr w:type="spellStart"/>
+      <w:proofErr w:type="gramStart"/>
+      <w:r>
+        <w:rPr>
+          <w:rFonts w:ascii="Courier New" w:hAnsi="Courier New" w:cs="Courier New"/>
+          <w:sz w:val="18"/>
+          <w:szCs w:val="18"/>
+          <w:lang w:val="en-US"/>
+        </w:rPr>
+        <w:t>matrix.length</w:t>
+      </w:r>
+      <w:proofErr w:type="spellEnd"/>
+      <w:proofErr w:type="gramEnd"/>
+      <w:r>
+        <w:rPr>
+          <w:rFonts w:ascii="Courier New" w:hAnsi="Courier New" w:cs="Courier New"/>
+          <w:sz w:val="18"/>
+          <w:szCs w:val="18"/>
+          <w:lang w:val="en-US"/>
+        </w:rPr>
+        <w:t xml:space="preserve">; </w:t>
+      </w:r>
+      <w:proofErr w:type="spellStart"/>
+      <w:r>
+        <w:rPr>
+          <w:rFonts w:ascii="Courier New" w:hAnsi="Courier New" w:cs="Courier New"/>
+          <w:sz w:val="18"/>
+          <w:szCs w:val="18"/>
+          <w:lang w:val="en-US"/>
+        </w:rPr>
+        <w:t>i</w:t>
+      </w:r>
+      <w:proofErr w:type="spellEnd"/>
+      <w:r>
+        <w:rPr>
+          <w:rFonts w:ascii="Courier New" w:hAnsi="Courier New" w:cs="Courier New"/>
+          <w:sz w:val="18"/>
+          <w:szCs w:val="18"/>
+          <w:lang w:val="en-US"/>
+        </w:rPr>
+        <w:t>++) {</w:t>
       </w:r>
     </w:p>
     <w:p>
       <w:pPr>
         <w:spacing w:after="0" w:line="240" w:lineRule="auto"/>
-      </w:pPr>
-      <w:r>
-        <w:rPr>
-          <w:rFonts w:ascii="Courier New" w:hAnsi="Courier New" w:cs="Courier New"/>
-          <w:sz w:val="18"/>
-          <w:szCs w:val="18"/>
-        </w:rPr>
-        <w:t xml:space="preserve">            for (int j = 0; j &lt; matrix[i].length; j++) {</w:t>
+        <w:rPr>
+          <w:lang w:val="en-US"/>
+        </w:rPr>
+      </w:pPr>
+      <w:r>
+        <w:rPr>
+          <w:rFonts w:ascii="Courier New" w:hAnsi="Courier New" w:cs="Courier New"/>
+          <w:sz w:val="18"/>
+          <w:szCs w:val="18"/>
+          <w:lang w:val="en-US"/>
+        </w:rPr>
+        <w:t xml:space="preserve">            for (int j = 0; j &lt; matrix[</w:t>
+      </w:r>
+      <w:proofErr w:type="spellStart"/>
+      <w:r>
+        <w:rPr>
+          <w:rFonts w:ascii="Courier New" w:hAnsi="Courier New" w:cs="Courier New"/>
+          <w:sz w:val="18"/>
+          <w:szCs w:val="18"/>
+          <w:lang w:val="en-US"/>
+        </w:rPr>
+        <w:t>i</w:t>
+      </w:r>
+      <w:proofErr w:type="spellEnd"/>
+      <w:proofErr w:type="gramStart"/>
+      <w:r>
+        <w:rPr>
+          <w:rFonts w:ascii="Courier New" w:hAnsi="Courier New" w:cs="Courier New"/>
+          <w:sz w:val="18"/>
+          <w:szCs w:val="18"/>
+          <w:lang w:val="en-US"/>
+        </w:rPr>
+        <w:t>].length</w:t>
+      </w:r>
+      <w:proofErr w:type="gramEnd"/>
+      <w:r>
+        <w:rPr>
+          <w:rFonts w:ascii="Courier New" w:hAnsi="Courier New" w:cs="Courier New"/>
+          <w:sz w:val="18"/>
+          <w:szCs w:val="18"/>
+          <w:lang w:val="en-US"/>
+        </w:rPr>
+        <w:t>; j++) {</w:t>
       </w:r>
     </w:p>
     <w:p>
       <w:pPr>
         <w:spacing w:after="0" w:line="240" w:lineRule="auto"/>
-      </w:pPr>
-      <w:r>
-        <w:rPr>
-          <w:rFonts w:ascii="Courier New" w:hAnsi="Courier New" w:cs="Courier New"/>
-          <w:sz w:val="18"/>
-          <w:szCs w:val="18"/>
-        </w:rPr>
-        <w:t xml:space="preserve">                System.out.printf("%12.3f ", matrix[i][j]);</w:t>
+        <w:rPr>
+          <w:lang w:val="en-US"/>
+        </w:rPr>
+      </w:pPr>
+      <w:r>
+        <w:rPr>
+          <w:rFonts w:ascii="Courier New" w:hAnsi="Courier New" w:cs="Courier New"/>
+          <w:sz w:val="18"/>
+          <w:szCs w:val="18"/>
+          <w:lang w:val="en-US"/>
+        </w:rPr>
+        <w:t xml:space="preserve">                </w:t>
+      </w:r>
+      <w:proofErr w:type="spellStart"/>
+      <w:r>
+        <w:rPr>
+          <w:rFonts w:ascii="Courier New" w:hAnsi="Courier New" w:cs="Courier New"/>
+          <w:sz w:val="18"/>
+          <w:szCs w:val="18"/>
+          <w:lang w:val="en-US"/>
+        </w:rPr>
+        <w:t>System.out.printf</w:t>
+      </w:r>
+      <w:proofErr w:type="spellEnd"/>
+      <w:r>
+        <w:rPr>
+          <w:rFonts w:ascii="Courier New" w:hAnsi="Courier New" w:cs="Courier New"/>
+          <w:sz w:val="18"/>
+          <w:szCs w:val="18"/>
+          <w:lang w:val="en-US"/>
+        </w:rPr>
+        <w:t>("%12.3f ", matrix[</w:t>
+      </w:r>
+      <w:proofErr w:type="spellStart"/>
+      <w:r>
+        <w:rPr>
+          <w:rFonts w:ascii="Courier New" w:hAnsi="Courier New" w:cs="Courier New"/>
+          <w:sz w:val="18"/>
+          <w:szCs w:val="18"/>
+          <w:lang w:val="en-US"/>
+        </w:rPr>
+        <w:t>i</w:t>
+      </w:r>
+      <w:proofErr w:type="spellEnd"/>
+      <w:r>
+        <w:rPr>
+          <w:rFonts w:ascii="Courier New" w:hAnsi="Courier New" w:cs="Courier New"/>
+          <w:sz w:val="18"/>
+          <w:szCs w:val="18"/>
+          <w:lang w:val="en-US"/>
+        </w:rPr>
+        <w:t>][j]);</w:t>
       </w:r>
     </w:p>
     <w:p>
@@ -1555,8 +2757,17 @@
           <w:rFonts w:ascii="Courier New" w:hAnsi="Courier New" w:cs="Courier New"/>
           <w:sz w:val="18"/>
           <w:szCs w:val="18"/>
-        </w:rPr>
-        <w:t xml:space="preserve">            }</w:t>
+          <w:lang w:val="en-US"/>
+        </w:rPr>
+        <w:t xml:space="preserve">            </w:t>
+      </w:r>
+      <w:r>
+        <w:rPr>
+          <w:rFonts w:ascii="Courier New" w:hAnsi="Courier New" w:cs="Courier New"/>
+          <w:sz w:val="18"/>
+          <w:szCs w:val="18"/>
+        </w:rPr>
+        <w:t>}</w:t>
       </w:r>
     </w:p>
     <w:p>
@@ -1644,42 +2855,147 @@
       <w:pPr>
         <w:spacing w:after="0"/>
         <w:ind w:left="709"/>
-      </w:pPr>
+        <w:rPr>
+          <w:lang w:val="en-US"/>
+        </w:rPr>
+      </w:pPr>
+      <w:proofErr w:type="spellStart"/>
       <w:r>
         <w:rPr>
           <w:rFonts w:ascii="Courier New" w:hAnsi="Courier New" w:cs="Courier New"/>
           <w:sz w:val="20"/>
           <w:szCs w:val="20"/>
-        </w:rPr>
-        <w:t>javac -d build src/Main.java</w:t>
+          <w:lang w:val="en-US"/>
+        </w:rPr>
+        <w:t>javac</w:t>
+      </w:r>
+      <w:proofErr w:type="spellEnd"/>
+      <w:r>
+        <w:rPr>
+          <w:rFonts w:ascii="Courier New" w:hAnsi="Courier New" w:cs="Courier New"/>
+          <w:sz w:val="20"/>
+          <w:szCs w:val="20"/>
+          <w:lang w:val="en-US"/>
+        </w:rPr>
+        <w:t xml:space="preserve"> -d build </w:t>
+      </w:r>
+      <w:proofErr w:type="spellStart"/>
+      <w:r>
+        <w:rPr>
+          <w:rFonts w:ascii="Courier New" w:hAnsi="Courier New" w:cs="Courier New"/>
+          <w:sz w:val="20"/>
+          <w:szCs w:val="20"/>
+          <w:lang w:val="en-US"/>
+        </w:rPr>
+        <w:t>src</w:t>
+      </w:r>
+      <w:proofErr w:type="spellEnd"/>
+      <w:r>
+        <w:rPr>
+          <w:rFonts w:ascii="Courier New" w:hAnsi="Courier New" w:cs="Courier New"/>
+          <w:sz w:val="20"/>
+          <w:szCs w:val="20"/>
+          <w:lang w:val="en-US"/>
+        </w:rPr>
+        <w:t>/Main.java</w:t>
       </w:r>
     </w:p>
     <w:p>
       <w:pPr>
         <w:spacing w:after="0"/>
         <w:ind w:left="709"/>
+        <w:rPr>
+          <w:lang w:val="en-US"/>
+        </w:rPr>
       </w:pPr>
       <w:r>
         <w:rPr>
           <w:rFonts w:ascii="Courier New" w:hAnsi="Courier New" w:cs="Courier New"/>
           <w:sz w:val="20"/>
           <w:szCs w:val="20"/>
-        </w:rPr>
-        <w:t>jar cfe lab1.jar Main -C build .</w:t>
-      </w:r>
+          <w:lang w:val="en-US"/>
+        </w:rPr>
+        <w:t xml:space="preserve">jar </w:t>
+      </w:r>
+      <w:proofErr w:type="spellStart"/>
+      <w:r>
+        <w:rPr>
+          <w:rFonts w:ascii="Courier New" w:hAnsi="Courier New" w:cs="Courier New"/>
+          <w:sz w:val="20"/>
+          <w:szCs w:val="20"/>
+          <w:lang w:val="en-US"/>
+        </w:rPr>
+        <w:t>cfe</w:t>
+      </w:r>
+      <w:proofErr w:type="spellEnd"/>
+      <w:r>
+        <w:rPr>
+          <w:rFonts w:ascii="Courier New" w:hAnsi="Courier New" w:cs="Courier New"/>
+          <w:sz w:val="20"/>
+          <w:szCs w:val="20"/>
+          <w:lang w:val="en-US"/>
+        </w:rPr>
+        <w:t xml:space="preserve"> lab1.jar Main -C </w:t>
+      </w:r>
+      <w:proofErr w:type="gramStart"/>
+      <w:r>
+        <w:rPr>
+          <w:rFonts w:ascii="Courier New" w:hAnsi="Courier New" w:cs="Courier New"/>
+          <w:sz w:val="20"/>
+          <w:szCs w:val="20"/>
+          <w:lang w:val="en-US"/>
+        </w:rPr>
+        <w:t>build .</w:t>
+      </w:r>
+      <w:proofErr w:type="gramEnd"/>
     </w:p>
     <w:p>
       <w:pPr>
         <w:spacing w:after="0"/>
         <w:ind w:left="709"/>
-      </w:pPr>
+        <w:rPr>
+          <w:lang w:val="en-US"/>
+        </w:rPr>
+      </w:pPr>
+      <w:proofErr w:type="spellStart"/>
       <w:r>
         <w:rPr>
           <w:rFonts w:ascii="Courier New" w:hAnsi="Courier New" w:cs="Courier New"/>
           <w:sz w:val="20"/>
           <w:szCs w:val="20"/>
-        </w:rPr>
-        <w:t>scp -P 2222 lab1.jar s561306@helios.cs.ifmo.ru:~/</w:t>
+          <w:lang w:val="en-US"/>
+        </w:rPr>
+        <w:t>scp</w:t>
+      </w:r>
+      <w:proofErr w:type="spellEnd"/>
+      <w:r>
+        <w:rPr>
+          <w:rFonts w:ascii="Courier New" w:hAnsi="Courier New" w:cs="Courier New"/>
+          <w:sz w:val="20"/>
+          <w:szCs w:val="20"/>
+          <w:lang w:val="en-US"/>
+        </w:rPr>
+        <w:t xml:space="preserve"> -P 2222 lab1.jar </w:t>
+      </w:r>
+      <w:proofErr w:type="gramStart"/>
+      <w:r>
+        <w:rPr>
+          <w:rFonts w:ascii="Courier New" w:hAnsi="Courier New" w:cs="Courier New"/>
+          <w:sz w:val="20"/>
+          <w:szCs w:val="20"/>
+          <w:lang w:val="en-US"/>
+        </w:rPr>
+        <w:t>s561306@helios.cs.ifmo.ru:~</w:t>
+      </w:r>
+      <w:proofErr w:type="gramEnd"/>
+      <w:r>
+        <w:rPr>
+          <w:rFonts w:ascii="Courier New" w:hAnsi="Courier New" w:cs="Courier New"/>
+          <w:sz w:val="20"/>
+          <w:szCs w:val="20"/>
+          <w:lang w:val="en-US"/>
+        </w:rPr>
+        <w:t>/</w:t>
       </w:r>
     </w:p>
     <w:p>
@@ -1687,13 +3003,41 @@
         <w:spacing w:after="0"/>
         <w:ind w:left="709"/>
       </w:pPr>
+      <w:proofErr w:type="spellStart"/>
       <w:r>
         <w:rPr>
           <w:rFonts w:ascii="Courier New" w:hAnsi="Courier New" w:cs="Courier New"/>
           <w:sz w:val="20"/>
           <w:szCs w:val="20"/>
         </w:rPr>
-        <w:t>java -jar lab1.jar</w:t>
+        <w:t>java</w:t>
+      </w:r>
+      <w:proofErr w:type="spellEnd"/>
+      <w:r>
+        <w:rPr>
+          <w:rFonts w:ascii="Courier New" w:hAnsi="Courier New" w:cs="Courier New"/>
+          <w:sz w:val="20"/>
+          <w:szCs w:val="20"/>
+        </w:rPr>
+        <w:t xml:space="preserve"> -</w:t>
+      </w:r>
+      <w:proofErr w:type="spellStart"/>
+      <w:r>
+        <w:rPr>
+          <w:rFonts w:ascii="Courier New" w:hAnsi="Courier New" w:cs="Courier New"/>
+          <w:sz w:val="20"/>
+          <w:szCs w:val="20"/>
+        </w:rPr>
+        <w:t>jar</w:t>
+      </w:r>
+      <w:proofErr w:type="spellEnd"/>
+      <w:r>
+        <w:rPr>
+          <w:rFonts w:ascii="Courier New" w:hAnsi="Courier New" w:cs="Courier New"/>
+          <w:sz w:val="20"/>
+          <w:szCs w:val="20"/>
+        </w:rPr>
+        <w:t xml:space="preserve"> lab1.jar</w:t>
       </w:r>
     </w:p>
     <w:p>
